--- a/report/report3.docx
+++ b/report/report3.docx
@@ -177,23 +177,7 @@
           <w:b/>
           <w:sz w:val="18"/>
         </w:rPr>
-        <w:t xml:space="preserve">a </w:t>
-      </w:r>
-      <w:proofErr w:type="spellStart"/>
-      <w:r>
-        <w:rPr>
-          <w:b/>
-          <w:sz w:val="18"/>
-        </w:rPr>
-        <w:t>Streamlit</w:t>
-      </w:r>
-      <w:proofErr w:type="spellEnd"/>
-      <w:r>
-        <w:rPr>
-          <w:b/>
-          <w:sz w:val="18"/>
-        </w:rPr>
-        <w:t xml:space="preserve"> dashboard reads through the API. Because the new sensor has no previous history, the ML models were trained on ERA5-Land reanalysis data for Thessaloniki and restricted to the six daily variables the sensor measures. On 616 held-out days, the maximum-temperature of a day model reaches a mean absolute error of 1.62 °C for the next day and 2.74 °C on the seven days forecast.</w:t>
+        <w:t>a Streamlit dashboard reads through the API. Because the new sensor has no previous history, the ML models were trained on ERA5-Land reanalysis data for Thessaloniki and restricted to the six daily variables the sensor measures. On 616 held-out days, the maximum-temperature of a day model reaches a mean absolute error of 1.62 °C for the next day and 2.74 °C on the seven days forecast.</w:t>
       </w:r>
     </w:p>
     <w:p>
@@ -240,15 +224,7 @@
         <w:t xml:space="preserve"> The project is created with a steady power source in mind.</w:t>
       </w:r>
       <w:r>
-        <w:t xml:space="preserve"> </w:t>
-      </w:r>
-      <w:proofErr w:type="gramStart"/>
-      <w:r>
-        <w:t>Home owners</w:t>
-      </w:r>
-      <w:proofErr w:type="gramEnd"/>
-      <w:r>
-        <w:t xml:space="preserve"> and gardeners can prepare for frost or heat that the city forecast misses, small growers can watch a greenhouse, and building managers can </w:t>
+        <w:t xml:space="preserve"> Home owners and gardeners can prepare for frost or heat that the city forecast misses, small growers can watch a greenhouse, and building managers can </w:t>
       </w:r>
       <w:r>
         <w:t>follow the conditions around a building. Each site needs only a sensor and WiFi, and one server can serve many sensors. The demonstration deployment is a single sensor on a balcony in Thessaloniki, Greece.</w:t>
@@ -325,10 +301,7 @@
         <w:jc w:val="both"/>
       </w:pPr>
       <w:r>
-        <w:t>Different projects also</w:t>
-      </w:r>
-      <w:r>
-        <w:t xml:space="preserve"> add forecasting. Yu </w:t>
+        <w:t xml:space="preserve">Different projects also add forecasting. Yu </w:t>
       </w:r>
       <w:r>
         <w:rPr>
@@ -355,39 +328,7 @@
         <w:t>et al.</w:t>
       </w:r>
       <w:r>
-        <w:t xml:space="preserve"> [7] send ESP32 rea</w:t>
-      </w:r>
-      <w:r>
-        <w:t>d</w:t>
-      </w:r>
-      <w:r>
-        <w:t xml:space="preserve">ings </w:t>
-      </w:r>
-      <w:r>
-        <w:t>with</w:t>
-      </w:r>
-      <w:r>
-        <w:t xml:space="preserve"> LoRa to the cloud and compare regression and gradient-boosting models </w:t>
-      </w:r>
-      <w:proofErr w:type="gramStart"/>
-      <w:r>
-        <w:t xml:space="preserve">for </w:t>
-      </w:r>
-      <w:r>
-        <w:t xml:space="preserve"> the</w:t>
-      </w:r>
-      <w:proofErr w:type="gramEnd"/>
-      <w:r>
-        <w:t xml:space="preserve"> </w:t>
-      </w:r>
-      <w:r>
-        <w:t>next</w:t>
-      </w:r>
-      <w:r>
-        <w:t xml:space="preserve"> </w:t>
-      </w:r>
-      <w:r>
-        <w:t>day temperature.</w:t>
+        <w:t xml:space="preserve"> [7] send ESP32 readings with LoRa to the cloud and compare regression and gradient-boosting models for  the next day temperature.</w:t>
       </w:r>
     </w:p>
     <w:p>
@@ -402,15 +343,7 @@
         <w:t>are created</w:t>
       </w:r>
       <w:r>
-        <w:t xml:space="preserve"> from numerical weather </w:t>
-      </w:r>
-      <w:proofErr w:type="gramStart"/>
-      <w:r>
-        <w:t>prediction</w:t>
-      </w:r>
-      <w:proofErr w:type="gramEnd"/>
-      <w:r>
-        <w:t xml:space="preserve">, which simulates atmospheric physics forward from the current </w:t>
+        <w:t xml:space="preserve"> from numerical weather prediction, which simulates atmospheric physics forward from the current </w:t>
       </w:r>
       <w:r>
         <w:t>measured state</w:t>
@@ -422,15 +355,7 @@
         <w:t>g</w:t>
       </w:r>
       <w:r>
-        <w:t xml:space="preserve"> competitive: </w:t>
-      </w:r>
-      <w:proofErr w:type="spellStart"/>
-      <w:r>
-        <w:t>WeatherBench</w:t>
-      </w:r>
-      <w:proofErr w:type="spellEnd"/>
-      <w:r>
-        <w:t xml:space="preserve"> [8] set a common benchmark, and GraphCast [9], a graph neural network trained on decades of reanalysis, outperformed a leading operational system on most targets up to ten days </w:t>
+        <w:t xml:space="preserve"> competitive: WeatherBench [8] set a common benchmark, and GraphCast [9], a graph neural network trained on decades of reanalysis, outperformed a leading operational system on most targets up to ten days </w:t>
       </w:r>
       <w:r>
         <w:t>in the future</w:t>
@@ -485,15 +410,7 @@
         <w:t>I</w:t>
       </w:r>
       <w:r>
-        <w:t xml:space="preserve">n line with the </w:t>
-      </w:r>
-      <w:proofErr w:type="gramStart"/>
-      <w:r>
-        <w:t>finding</w:t>
-      </w:r>
-      <w:proofErr w:type="gramEnd"/>
-      <w:r>
-        <w:t xml:space="preserve"> of Yu </w:t>
+        <w:t xml:space="preserve">n line with the finding of Yu </w:t>
       </w:r>
       <w:r>
         <w:rPr>
@@ -539,11 +456,9 @@
       <w:r>
         <w:t xml:space="preserve"> what the system </w:t>
       </w:r>
-      <w:proofErr w:type="gramStart"/>
       <w:r>
         <w:t>has to</w:t>
       </w:r>
-      <w:proofErr w:type="gramEnd"/>
       <w:r>
         <w:t xml:space="preserve"> do</w:t>
       </w:r>
@@ -563,15 +478,7 @@
         <w:t>,</w:t>
       </w:r>
       <w:r>
-        <w:t xml:space="preserve"> the qualities and constraints </w:t>
-      </w:r>
-      <w:proofErr w:type="gramStart"/>
-      <w:r>
-        <w:t>it</w:t>
-      </w:r>
-      <w:proofErr w:type="gramEnd"/>
-      <w:r>
-        <w:t xml:space="preserve"> </w:t>
+        <w:t xml:space="preserve"> the qualities and constraints it </w:t>
       </w:r>
       <w:r>
         <w:t>must</w:t>
@@ -591,11 +498,9 @@
       <w:r>
         <w:t xml:space="preserve">, so the model </w:t>
       </w:r>
-      <w:proofErr w:type="gramStart"/>
       <w:r>
         <w:t>has to</w:t>
       </w:r>
-      <w:proofErr w:type="gramEnd"/>
       <w:r>
         <w:t xml:space="preserve"> only use inputs that the sensor provides and must work after one complete day of data.</w:t>
       </w:r>
@@ -1349,11 +1254,9 @@
       <w:r>
         <w:t xml:space="preserve"> can be changed or scaled </w:t>
       </w:r>
-      <w:proofErr w:type="spellStart"/>
       <w:r>
         <w:t>seperately</w:t>
       </w:r>
-      <w:proofErr w:type="spellEnd"/>
       <w:r>
         <w:t>.</w:t>
       </w:r>
@@ -1431,7 +1334,7 @@
         <w:jc w:val="both"/>
       </w:pPr>
       <w:r>
-        <w:t>An ESP8266 NodeMCU board reads a DHT22 temperature and humidity sensor every 60</w:t>
+        <w:t>An ESP8266 NodeMCU board reads a DHT22 temperature and humidity sensor (Fig. 2) every 60</w:t>
       </w:r>
       <w:r>
         <w:t>s</w:t>
@@ -1461,21 +1364,11 @@
         <w:t xml:space="preserve">finally, </w:t>
       </w:r>
       <w:r>
-        <w:t xml:space="preserve">reads the </w:t>
-      </w:r>
-      <w:proofErr w:type="spellStart"/>
-      <w:r>
-        <w:t>WiFi</w:t>
-      </w:r>
-      <w:proofErr w:type="spellEnd"/>
-      <w:r>
-        <w:t xml:space="preserve"> credentials and device </w:t>
-      </w:r>
-      <w:proofErr w:type="gramStart"/>
+        <w:t xml:space="preserve">reads the WiFi credentials and device </w:t>
+      </w:r>
       <w:r>
         <w:t>token</w:t>
       </w:r>
-      <w:proofErr w:type="gramEnd"/>
       <w:r>
         <w:t xml:space="preserve"> from a header file that is excluded from version control</w:t>
       </w:r>
@@ -1543,21 +1436,11 @@
         <w:t xml:space="preserve"> new</w:t>
       </w:r>
       <w:r>
-        <w:t xml:space="preserve"> </w:t>
-      </w:r>
-      <w:proofErr w:type="spellStart"/>
-      <w:r>
-        <w:t>WiFi</w:t>
-      </w:r>
-      <w:proofErr w:type="spellEnd"/>
-      <w:r>
-        <w:t xml:space="preserve"> </w:t>
-      </w:r>
-      <w:proofErr w:type="gramStart"/>
+        <w:t xml:space="preserve"> WiFi </w:t>
+      </w:r>
       <w:r>
         <w:t>reconnection  cycle</w:t>
       </w:r>
-      <w:proofErr w:type="gramEnd"/>
       <w:r>
         <w:t>, is left for a</w:t>
       </w:r>
@@ -1576,14 +1459,75 @@
     </w:p>
     <w:p>
       <w:pPr>
-        <w:pStyle w:val="21"/>
-      </w:pPr>
-      <w:r>
-        <w:t>B. Network Layer</w:t>
+        <w:keepNext/>
+        <w:spacing w:before="80"/>
+        <w:jc w:val="center"/>
+      </w:pPr>
+      <w:r>
+        <w:rPr>
+          <w:noProof/>
+        </w:rPr>
+        <w:drawing>
+          <wp:inline distT="0" distB="0" distL="0" distR="0" wp14:anchorId="5896A2C7" wp14:editId="25EF8A08">
+            <wp:extent cx="2088000" cy="1259371"/>
+            <wp:effectExtent l="0" t="0" r="0" b="0"/>
+            <wp:docPr id="3" name="Picture 3"/>
+            <wp:cNvGraphicFramePr>
+              <a:graphicFrameLocks xmlns:a="http://schemas.openxmlformats.org/drawingml/2006/main" noChangeAspect="1"/>
+            </wp:cNvGraphicFramePr>
+            <a:graphic xmlns:a="http://schemas.openxmlformats.org/drawingml/2006/main">
+              <a:graphicData uri="http://schemas.openxmlformats.org/drawingml/2006/picture">
+                <pic:pic xmlns:pic="http://schemas.openxmlformats.org/drawingml/2006/picture">
+                  <pic:nvPicPr>
+                    <pic:cNvPr id="0" name="image.jpg"/>
+                    <pic:cNvPicPr/>
+                  </pic:nvPicPr>
+                  <pic:blipFill>
+                    <a:blip r:embed="rId7"/>
+                    <a:stretch>
+                      <a:fillRect/>
+                    </a:stretch>
+                  </pic:blipFill>
+                  <pic:spPr>
+                    <a:xfrm>
+                      <a:off x="0" y="0"/>
+                      <a:ext cx="2088000" cy="1259371"/>
+                    </a:xfrm>
+                    <a:prstGeom prst="rect">
+                      <a:avLst/>
+                    </a:prstGeom>
+                  </pic:spPr>
+                </pic:pic>
+              </a:graphicData>
+            </a:graphic>
+          </wp:inline>
+        </w:drawing>
       </w:r>
     </w:p>
     <w:p>
       <w:pPr>
+        <w:keepLines/>
+        <w:spacing w:before="80" w:after="120"/>
+        <w:jc w:val="both"/>
+      </w:pPr>
+      <w:r>
+        <w:rPr>
+          <w:sz w:val="16"/>
+        </w:rPr>
+        <w:t>Fig. 2.  The sensor node: an ESP8266 NodeMCU and a DHT22 with its pull-up resistor on breadboards, powered over USB. The photo is from the 2024 version; its blue D0–RST wire, needed only for deep sleep, is left out of the current build.</w:t>
+      </w:r>
+    </w:p>
+    <w:p>
+      <w:pPr>
+        <w:pStyle w:val="21"/>
+      </w:pPr>
+      <w:r>
+        <w:lastRenderedPageBreak/>
+        <w:t>B. Network Layer</w:t>
+      </w:r>
+    </w:p>
+    <w:p>
+      <w:pPr>
         <w:ind w:firstLine="200"/>
         <w:jc w:val="both"/>
       </w:pPr>
@@ -1594,15 +1538,7 @@
         <w:t>using</w:t>
       </w:r>
       <w:r>
-        <w:t xml:space="preserve"> 2.4 GHz </w:t>
-      </w:r>
-      <w:proofErr w:type="spellStart"/>
-      <w:r>
-        <w:t>WiFi</w:t>
-      </w:r>
-      <w:proofErr w:type="spellEnd"/>
-      <w:r>
-        <w:t xml:space="preserve"> as HTTP POST requests</w:t>
+        <w:t xml:space="preserve"> 2.4 GHz WiFi as HTTP POST requests</w:t>
       </w:r>
       <w:r>
         <w:t>. T</w:t>
@@ -1635,7 +1571,6 @@
         <w:pStyle w:val="21"/>
       </w:pPr>
       <w:r>
-        <w:lastRenderedPageBreak/>
         <w:t>C. Service Layer</w:t>
       </w:r>
     </w:p>
@@ -1655,15 +1590,7 @@
         <w:t>POST /devices</w:t>
       </w:r>
       <w:r>
-        <w:t xml:space="preserve"> </w:t>
-      </w:r>
-      <w:proofErr w:type="gramStart"/>
-      <w:r>
-        <w:t>registers</w:t>
-      </w:r>
-      <w:proofErr w:type="gramEnd"/>
-      <w:r>
-        <w:t xml:space="preserve"> a sensor, </w:t>
+        <w:t xml:space="preserve"> registers a sensor, </w:t>
       </w:r>
       <w:r>
         <w:rPr>
@@ -1673,15 +1600,7 @@
         <w:t>POST /readings</w:t>
       </w:r>
       <w:r>
-        <w:t xml:space="preserve"> </w:t>
-      </w:r>
-      <w:proofErr w:type="gramStart"/>
-      <w:r>
-        <w:t>accepts</w:t>
-      </w:r>
-      <w:proofErr w:type="gramEnd"/>
-      <w:r>
-        <w:t xml:space="preserve"> readings, and </w:t>
+        <w:t xml:space="preserve"> accepts readings, and </w:t>
       </w:r>
       <w:r>
         <w:rPr>
@@ -1735,47 +1654,31 @@
         <w:t>by</w:t>
       </w:r>
       <w:r>
+        <w:t xml:space="preserve"> OpenAPI. Pydantic schemas </w:t>
+      </w:r>
+      <w:r>
+        <w:t>make sure</w:t>
+      </w:r>
+      <w:r>
+        <w:t xml:space="preserve"> every request</w:t>
+      </w:r>
+      <w:r>
+        <w:t xml:space="preserve"> is valid</w:t>
+      </w:r>
+      <w:r>
+        <w:t xml:space="preserve"> and kept separate from the SQLAlchemy database models</w:t>
+      </w:r>
+      <w:r>
+        <w:t>.</w:t>
+      </w:r>
+      <w:r>
         <w:t xml:space="preserve"> </w:t>
       </w:r>
-      <w:proofErr w:type="spellStart"/>
-      <w:r>
-        <w:t>OpenAPI</w:t>
-      </w:r>
-      <w:proofErr w:type="spellEnd"/>
-      <w:r>
-        <w:t xml:space="preserve">. Pydantic schemas </w:t>
-      </w:r>
-      <w:r>
-        <w:t>make sure</w:t>
-      </w:r>
-      <w:r>
-        <w:t xml:space="preserve"> every request</w:t>
-      </w:r>
-      <w:r>
-        <w:t xml:space="preserve"> is valid</w:t>
-      </w:r>
-      <w:r>
-        <w:t xml:space="preserve"> and kept separate from the SQLAlchemy database models</w:t>
-      </w:r>
-      <w:r>
-        <w:t>.</w:t>
-      </w:r>
-      <w:r>
-        <w:t xml:space="preserve"> </w:t>
-      </w:r>
       <w:r>
         <w:t>I</w:t>
       </w:r>
       <w:r>
-        <w:t xml:space="preserve">nternal columns such as the token hash never </w:t>
-      </w:r>
-      <w:proofErr w:type="gramStart"/>
-      <w:r>
-        <w:t>leave</w:t>
-      </w:r>
-      <w:proofErr w:type="gramEnd"/>
-      <w:r>
-        <w:t xml:space="preserve"> the server</w:t>
+        <w:t>nternal columns such as the token hash never leave the server</w:t>
       </w:r>
       <w:r>
         <w:t xml:space="preserve"> for safety</w:t>
@@ -1942,35 +1845,16 @@
         <w:jc w:val="both"/>
       </w:pPr>
       <w:r>
-        <w:t xml:space="preserve">A worker process runs every night at 00:10 </w:t>
-      </w:r>
-      <w:proofErr w:type="gramStart"/>
-      <w:r>
-        <w:t>Athens</w:t>
-      </w:r>
-      <w:proofErr w:type="gramEnd"/>
-      <w:r>
-        <w:t xml:space="preserve"> time </w:t>
+        <w:t xml:space="preserve">A worker process runs every night at 00:10 Athens time </w:t>
       </w:r>
       <w:r>
         <w:t xml:space="preserve">using </w:t>
       </w:r>
-      <w:proofErr w:type="spellStart"/>
-      <w:r>
-        <w:t>APScheduler</w:t>
-      </w:r>
-      <w:proofErr w:type="spellEnd"/>
-      <w:r>
-        <w:t xml:space="preserve">. </w:t>
-      </w:r>
-      <w:r>
-        <w:t xml:space="preserve">It is </w:t>
-      </w:r>
-      <w:r>
-        <w:t>separate from the API so that batch work can never slow ingestion</w:t>
-      </w:r>
-      <w:r>
-        <w:t xml:space="preserve">.  </w:t>
+      <w:r>
+        <w:t xml:space="preserve">APScheduler. </w:t>
+      </w:r>
+      <w:r>
+        <w:t xml:space="preserve">It is separate from the API so that batch work can never slow ingestion.  </w:t>
       </w:r>
       <w:r>
         <w:t xml:space="preserve">It first aggregates, with one </w:t>
@@ -2012,7 +1896,7 @@
         <w:jc w:val="both"/>
       </w:pPr>
       <w:r>
-        <w:t xml:space="preserve">A Streamlit dashboard lets the user pick a sensor and shows its recent readings and its latest seven-day forecast, together with the date the forecast is based on (Fig. 2). It reads everything through the API, never </w:t>
+        <w:t xml:space="preserve">A Streamlit dashboard lets the user pick a sensor and shows its recent readings and its latest seven-day forecast, together with the date the forecast is based on (Fig. 3). It reads everything through the API, never </w:t>
       </w:r>
       <w:r>
         <w:t xml:space="preserve">directly </w:t>
@@ -2064,18 +1948,10 @@
         <w:t>has history</w:t>
       </w:r>
       <w:r>
-        <w:t xml:space="preserve">, </w:t>
-      </w:r>
-      <w:proofErr w:type="spellStart"/>
-      <w:r>
-        <w:t>so</w:t>
-      </w:r>
-      <w:r>
-        <w:t>o</w:t>
-      </w:r>
-      <w:proofErr w:type="spellEnd"/>
-      <w:r>
-        <w:t xml:space="preserve"> the model learns from decades of city weather. Version 1 used NOAA GHCN-Daily records from Thessaloniki airport [13], but 32.5 % of the daily maxima and 41.4 % of the minima were missing</w:t>
+        <w:t>, so</w:t>
+      </w:r>
+      <w:r>
+        <w:t>o the model learns from decades of city weather. Version 1 used NOAA GHCN-Daily records from Thessaloniki airport [13], but 32.5 % of the daily maxima and 41.4 % of the minima were missing</w:t>
       </w:r>
       <w:r>
         <w:t>.</w:t>
@@ -2087,10 +1963,7 @@
         <w:t>F</w:t>
       </w:r>
       <w:r>
-        <w:t>orward-</w:t>
-      </w:r>
-      <w:r>
-        <w:t xml:space="preserve">filling them had turned about 40 % of the targets into copies, which probably </w:t>
+        <w:t xml:space="preserve">orward-filling them had turned about 40 % of the targets into copies, which probably </w:t>
       </w:r>
       <w:r>
         <w:t>decreased</w:t>
@@ -2122,11 +1995,9 @@
       <w:r>
         <w:t xml:space="preserve"> city </w:t>
       </w:r>
-      <w:proofErr w:type="spellStart"/>
       <w:r>
         <w:t>centre</w:t>
       </w:r>
-      <w:proofErr w:type="spellEnd"/>
       <w:r>
         <w:t>.</w:t>
       </w:r>
@@ -2143,15 +2014,7 @@
         <w:t>specifically for</w:t>
       </w:r>
       <w:r>
-        <w:t xml:space="preserve"> </w:t>
-      </w:r>
-      <w:proofErr w:type="gramStart"/>
-      <w:r>
-        <w:t>the satellite</w:t>
-      </w:r>
-      <w:proofErr w:type="gramEnd"/>
-      <w:r>
-        <w:t xml:space="preserve"> era</w:t>
+        <w:t xml:space="preserve"> the satellite era</w:t>
       </w:r>
       <w:r>
         <w:t xml:space="preserve"> weather measurements. The</w:t>
@@ -2387,7 +2250,6 @@
       <w:r>
         <w:t xml:space="preserve"> is the observed and </w:t>
       </w:r>
-      <w:proofErr w:type="spellStart"/>
       <w:r>
         <w:rPr>
           <w:i/>
@@ -2400,7 +2262,6 @@
         </w:rPr>
         <w:t>i</w:t>
       </w:r>
-      <w:proofErr w:type="spellEnd"/>
       <w:r>
         <w:t xml:space="preserve"> the predicted value.</w:t>
       </w:r>
@@ -2411,10 +2272,7 @@
         <w:jc w:val="both"/>
       </w:pPr>
       <w:r>
-        <w:t>The f</w:t>
-      </w:r>
-      <w:r>
-        <w:t>orecasts are tested against simple reference forecasts [20]. Persistence predicts that a future day will equal today. Climatology instead, predicts the long-term average for the date.</w:t>
+        <w:t>The forecasts are tested against simple reference forecasts [20]. Persistence predicts that a future day will equal today. Climatology instead, predicts the long-term average for the date.</w:t>
       </w:r>
     </w:p>
     <w:p>
@@ -2652,6 +2510,7 @@
               <w:rPr>
                 <w:sz w:val="16"/>
               </w:rPr>
+              <w:lastRenderedPageBreak/>
               <w:t>1</w:t>
             </w:r>
           </w:p>
@@ -3312,24 +3171,11 @@
         <w:t>at</w:t>
       </w:r>
       <w:r>
-        <w:t xml:space="preserve"> a MAE of 1.62 °C, rising to 2.74 °C </w:t>
-      </w:r>
-      <w:proofErr w:type="gramStart"/>
-      <w:r>
-        <w:t>at</w:t>
-      </w:r>
-      <w:proofErr w:type="gramEnd"/>
-      <w:r>
-        <w:t xml:space="preserve"> day 7 as today’s weather </w:t>
-      </w:r>
-      <w:r>
-        <w:t xml:space="preserve">can </w:t>
-      </w:r>
-      <w:proofErr w:type="gramStart"/>
-      <w:r>
-        <w:t>tell</w:t>
-      </w:r>
-      <w:proofErr w:type="gramEnd"/>
+        <w:t xml:space="preserve"> a MAE of 1.62 °C, rising to 2.74 °C at day 7 as today’s weather </w:t>
+      </w:r>
+      <w:r>
+        <w:t>can tell</w:t>
+      </w:r>
       <w:r>
         <w:t xml:space="preserve"> less about the days ahead. The v1 recipe scores the same on day 1 but 2.91 °C on day 7, so removing the cold start cost no accuracy. The next-day minimum reaches 1.10 °C. The model beats persistence </w:t>
       </w:r>
@@ -3343,11 +3189,7 @@
         <w:t>0.20–0.41</w:t>
       </w:r>
       <w:r>
-        <w:t xml:space="preserve"> °C. Climatology is harder to beat: its error stays near 2.38 °C for the maximum and 2.16 °C for the minimum, so it outperforms the model from day 3 and day 4 respectively, because the model knows today’s weather but not the date. </w:t>
-      </w:r>
-      <w:r>
-        <w:lastRenderedPageBreak/>
-        <w:t>End to end, the chain works: the balcony sensor’s first reading was stored on 23 September 2026, and its forecasts now appear on the dashboard (Fig. 2).</w:t>
+        <w:t> °C. Climatology is harder to beat: its error stays near 2.38 °C for the maximum and 2.16 °C for the minimum, so it outperforms the model from day 3 and day 4 respectively, because the model knows today’s weather but not the date. End to end, the chain works: the balcony sensor’s first reading was stored on 23 September 2026, and its forecasts now appear on the dashboard (Fig. 3).</w:t>
       </w:r>
     </w:p>
     <w:p>
@@ -3376,7 +3218,7 @@
                     <pic:cNvPicPr/>
                   </pic:nvPicPr>
                   <pic:blipFill>
-                    <a:blip r:embed="rId7"/>
+                    <a:blip r:embed="rId8"/>
                     <a:stretch>
                       <a:fillRect/>
                     </a:stretch>
@@ -3406,7 +3248,7 @@
         <w:rPr>
           <w:sz w:val="16"/>
         </w:rPr>
-        <w:t>Fig. 2.  Streamlit dashboard for the balcony sensor: the device picker (identifier hidden), its last 500 readings and its latest stored forecast. This forecast comes from the incomplete first day of 23 readings and shows the extrapolation discussed in Section VI-D.</w:t>
+        <w:t>Fig. 3.  Streamlit dashboard for the balcony sensor: the device picker (identifier hidden), its last 500 readings and its latest stored forecast. This forecast comes from the incomplete first day of 23 readings and shows the extrapolation discussed in Section VI-D.</w:t>
       </w:r>
     </w:p>
     <w:p>
@@ -3433,11 +3275,9 @@
       <w:r>
         <w:t xml:space="preserve">All functional requirements in Table I are met, although FR8 cannot be </w:t>
       </w:r>
-      <w:proofErr w:type="spellStart"/>
       <w:r>
         <w:t>excecuted</w:t>
       </w:r>
-      <w:proofErr w:type="spellEnd"/>
       <w:r>
         <w:t xml:space="preserve"> until forecasts are old enough to compare with measurements. </w:t>
       </w:r>
@@ -3540,10 +3380,7 @@
         <w:t xml:space="preserve">. </w:t>
       </w:r>
       <w:r>
-        <w:t xml:space="preserve">The weakest </w:t>
-      </w:r>
-      <w:r>
-        <w:t xml:space="preserve">link is operational: the scheduler is </w:t>
+        <w:t xml:space="preserve">The weakest link is operational: the scheduler is </w:t>
       </w:r>
       <w:r>
         <w:t>just a</w:t>
@@ -3596,23 +3433,7 @@
         <w:t xml:space="preserve"> </w:t>
       </w:r>
       <w:r>
-        <w:t xml:space="preserve">The aim of the project was to </w:t>
-      </w:r>
-      <w:proofErr w:type="gramStart"/>
-      <w:r>
-        <w:t>use as much as</w:t>
-      </w:r>
-      <w:proofErr w:type="gramEnd"/>
-      <w:r>
-        <w:t xml:space="preserve"> real production-grade methods and </w:t>
-      </w:r>
-      <w:proofErr w:type="gramStart"/>
-      <w:r>
-        <w:t>techniques in the purpose of</w:t>
-      </w:r>
-      <w:proofErr w:type="gramEnd"/>
-      <w:r>
-        <w:t xml:space="preserve"> learning given the time restrictions. </w:t>
+        <w:t xml:space="preserve">The aim of the project was to use as much as real production-grade methods and techniques in the purpose of learning given the time restrictions. </w:t>
       </w:r>
       <w:r>
         <w:t>It lacks TLS and authenticated registration</w:t>
@@ -3621,72 +3442,25 @@
         <w:t>, thus not being safe. Currently, it complies</w:t>
       </w:r>
       <w:r>
-        <w:t xml:space="preserve"> the </w:t>
-      </w:r>
-      <w:proofErr w:type="spellStart"/>
-      <w:r>
-        <w:t>WiFi</w:t>
-      </w:r>
-      <w:proofErr w:type="spellEnd"/>
-      <w:r>
-        <w:t xml:space="preserve"> credentials into the firmware,</w:t>
+        <w:t xml:space="preserve"> the WiFi credentials into the firmware,</w:t>
       </w:r>
       <w:r>
         <w:t xml:space="preserve"> </w:t>
       </w:r>
       <w:r>
-        <w:t xml:space="preserve">has no over-the-air updates, no buffering of </w:t>
-      </w:r>
-      <w:proofErr w:type="gramStart"/>
-      <w:r>
-        <w:t>readings</w:t>
-      </w:r>
-      <w:proofErr w:type="gramEnd"/>
-      <w:r>
-        <w:t xml:space="preserve"> during network outages and no monitoring. Sensor accuracy needs attention</w:t>
+        <w:t>has no over-the-air updates, no buffering of readings during network outages and no monitoring. Sensor accuracy needs attention</w:t>
       </w:r>
       <w:r>
         <w:t xml:space="preserve"> as</w:t>
       </w:r>
       <w:r>
-        <w:t xml:space="preserve"> </w:t>
-      </w:r>
-      <w:proofErr w:type="gramStart"/>
-      <w:r>
-        <w:t>a DHT22</w:t>
-      </w:r>
-      <w:proofErr w:type="gramEnd"/>
-      <w:r>
-        <w:t xml:space="preserve"> compared with a laboratory probe measured accurately but responded slowly to temperature changes [22].</w:t>
-      </w:r>
-      <w:r>
-        <w:t xml:space="preserve"> </w:t>
-      </w:r>
-      <w:r>
-        <w:t xml:space="preserve">Currently, there hasn’t been a complete day with data collection and prediction, due to the assignment time restriction. One area which currently has no clear procedures in place is a case of a </w:t>
-      </w:r>
-      <w:r>
-        <w:t>board</w:t>
-      </w:r>
-      <w:r>
-        <w:t xml:space="preserve"> malfunction. Incomplete days must be rejected. Furthermore, the aggregator groups readings by UTC date while training uses </w:t>
-      </w:r>
-      <w:proofErr w:type="gramStart"/>
-      <w:r>
-        <w:t>Athens</w:t>
-      </w:r>
-      <w:proofErr w:type="gramEnd"/>
-      <w:r>
-        <w:t xml:space="preserve"> days, so the nightly forecast is late by one day. </w:t>
-      </w:r>
-      <w:r>
-        <w:t>Importantly, a</w:t>
-      </w:r>
-      <w:r>
-        <w:t xml:space="preserve"> model that takes a single geographical spot into account cannot compete with free numerical forecasts beyond a day or two.</w:t>
-      </w:r>
-      <w:r>
-        <w:t xml:space="preserve"> </w:t>
+        <w:t xml:space="preserve"> a DHT22 compared with a laboratory probe measured accurately but responded slowly to temperature changes [22].</w:t>
+      </w:r>
+      <w:r>
+        <w:t xml:space="preserve"> Currently, there hasn’t been a complete day with data collection and prediction, due to the assignment time restriction. One area which currently has no clear procedures in place is a case of a board malfunction. Incomplete days must be rejected. Furthermore, the aggregator groups readings by UTC date while training uses Athens days, so the nightly forecast is late by one day. </w:t>
+      </w:r>
+      <w:r>
+        <w:t xml:space="preserve">Importantly, a model that takes a single geographical spot into account cannot compete with free numerical forecasts beyond a day or two. </w:t>
       </w:r>
       <w:r>
         <w:t>Finally, the evaluation uses a single time split, again due to time restrictions for the assignment.</w:t>
@@ -3712,18 +3486,7 @@
         <w:jc w:val="both"/>
       </w:pPr>
       <w:r>
-        <w:t>The current project is clearly</w:t>
-      </w:r>
-      <w:r>
-        <w:t xml:space="preserve"> a university project, meant for learning, though aiming to incorporate as </w:t>
-      </w:r>
-      <w:proofErr w:type="gramStart"/>
-      <w:r>
-        <w:t>much</w:t>
-      </w:r>
-      <w:proofErr w:type="gramEnd"/>
-      <w:r>
-        <w:t xml:space="preserve"> real development practices as possible with the current time restrictions.</w:t>
+        <w:t>The current project is clearly a university project, meant for learning, though aiming to incorporate as much real development practices as possible with the current time restrictions.</w:t>
       </w:r>
       <w:r>
         <w:t xml:space="preserve"> A commercial service would probably have to combine</w:t>
@@ -3744,15 +3507,11 @@
         <w:t xml:space="preserve"> </w:t>
       </w:r>
       <w:r>
-        <w:t xml:space="preserve">output statistics approach [23]. </w:t>
-      </w:r>
-      <w:proofErr w:type="gramStart"/>
-      <w:r>
-        <w:t>The sensor network,</w:t>
-      </w:r>
-      <w:proofErr w:type="gramEnd"/>
-      <w:r>
-        <w:t xml:space="preserve"> authenticated API and stored forecasts built here are the infrastructure that such a service needs though.</w:t>
+        <w:t xml:space="preserve">output statistics approach [23]. The sensor </w:t>
+      </w:r>
+      <w:r>
+        <w:lastRenderedPageBreak/>
+        <w:t>network, authenticated API and stored forecasts built here are the infrastructure that such a service needs though.</w:t>
       </w:r>
     </w:p>
     <w:p>
@@ -3820,13 +3579,7 @@
         <w:t xml:space="preserve"> TLS, authenticated registration and device provisioning</w:t>
       </w:r>
       <w:r>
-        <w:t xml:space="preserve">. Then quite non-time taxing and rewarding would be an improvement of the models of the project: </w:t>
-      </w:r>
-      <w:r>
-        <w:t>day-of-year features, cross-validation and feature selection</w:t>
-      </w:r>
-      <w:r>
-        <w:t xml:space="preserve"> would be next. Next,</w:t>
+        <w:t>. Then quite non-time taxing and rewarding would be an improvement of the models of the project: day-of-year features, cross-validation and feature selection would be next. Next,</w:t>
       </w:r>
       <w:r>
         <w:t xml:space="preserve"> containers for every service</w:t>
@@ -3844,15 +3597,7 @@
         <w:t xml:space="preserve"> rejection of incomplete days</w:t>
       </w:r>
       <w:r>
-        <w:t xml:space="preserve"> would be a next step. </w:t>
-      </w:r>
-      <w:proofErr w:type="gramStart"/>
-      <w:r>
-        <w:t>Finally</w:t>
-      </w:r>
-      <w:proofErr w:type="gramEnd"/>
-      <w:r>
-        <w:t xml:space="preserve"> </w:t>
+        <w:t xml:space="preserve"> would be a next step. Finally </w:t>
       </w:r>
       <w:r>
         <w:t>sensor calibration</w:t>
@@ -3878,7 +3623,6 @@
         <w:pStyle w:val="1"/>
       </w:pPr>
       <w:r>
-        <w:lastRenderedPageBreak/>
         <w:t>Acknowledgment</w:t>
       </w:r>
     </w:p>
@@ -4346,7 +4090,13 @@
           <w:sz w:val="16"/>
         </w:rPr>
         <w:tab/>
-        <w:t xml:space="preserve">A. Al-Fuqaha, M. Guizani, M. Mohammadi, M. Aledhari, and M. Ayyash, “Internet of Things: A survey on enabling technologies, protocols, and applications,” </w:t>
+        <w:t xml:space="preserve">A. Al-Fuqaha, M. Guizani, M. Mohammadi, M. Aledhari, and M. Ayyash, “Internet of Things: A survey on enabling technologies, protocols, </w:t>
+      </w:r>
+      <w:r>
+        <w:rPr>
+          <w:sz w:val="16"/>
+        </w:rPr>
+        <w:t xml:space="preserve">and applications,” </w:t>
       </w:r>
       <w:r>
         <w:rPr>

--- a/report/report3.docx
+++ b/report/report3.docx
@@ -255,6 +255,17 @@
       </w:r>
       <w:r>
         <w:t>. Work that did not serve the end-to-end path was declared as future work.</w:t>
+      </w:r>
+      <w:r>
+        <w:t xml:space="preserve"> The source code is available at </w:t>
+      </w:r>
+      <w:hyperlink r:id="rId11">
+        <w:r>
+          <w:t xml:space="preserve">github.com/​congiants/​Temperature_Predictor</w:t>
+        </w:r>
+      </w:hyperlink>
+      <w:r>
+        <w:t xml:space="preserve">.</w:t>
       </w:r>
     </w:p>
     <w:p>
@@ -1464,20 +1475,16 @@
         <w:jc w:val="center"/>
       </w:pPr>
       <w:r>
-        <w:rPr>
-          <w:noProof/>
-        </w:rPr>
         <w:drawing>
-          <wp:inline distT="0" distB="0" distL="0" distR="0" wp14:anchorId="5896A2C7" wp14:editId="25EF8A08">
-            <wp:extent cx="2088000" cy="1259371"/>
-            <wp:effectExtent l="0" t="0" r="0" b="0"/>
+          <wp:inline xmlns:a="http://schemas.openxmlformats.org/drawingml/2006/main" xmlns:pic="http://schemas.openxmlformats.org/drawingml/2006/picture">
+            <wp:extent cx="1944000" cy="1172517"/>
             <wp:docPr id="3" name="Picture 3"/>
             <wp:cNvGraphicFramePr>
-              <a:graphicFrameLocks xmlns:a="http://schemas.openxmlformats.org/drawingml/2006/main" noChangeAspect="1"/>
+              <a:graphicFrameLocks noChangeAspect="1"/>
             </wp:cNvGraphicFramePr>
-            <a:graphic xmlns:a="http://schemas.openxmlformats.org/drawingml/2006/main">
+            <a:graphic>
               <a:graphicData uri="http://schemas.openxmlformats.org/drawingml/2006/picture">
-                <pic:pic xmlns:pic="http://schemas.openxmlformats.org/drawingml/2006/picture">
+                <pic:pic>
                   <pic:nvPicPr>
                     <pic:cNvPr id="0" name="image.jpg"/>
                     <pic:cNvPicPr/>
@@ -1491,11 +1498,9 @@
                   <pic:spPr>
                     <a:xfrm>
                       <a:off x="0" y="0"/>
-                      <a:ext cx="2088000" cy="1259371"/>
+                      <a:ext cx="1944000" cy="1172517"/>
                     </a:xfrm>
-                    <a:prstGeom prst="rect">
-                      <a:avLst/>
-                    </a:prstGeom>
+                    <a:prstGeom prst="rect"/>
                   </pic:spPr>
                 </pic:pic>
               </a:graphicData>
@@ -1514,7 +1519,7 @@
         <w:rPr>
           <w:sz w:val="16"/>
         </w:rPr>
-        <w:t>Fig. 2.  The sensor node: an ESP8266 NodeMCU and a DHT22 with its pull-up resistor on breadboards, powered over USB. The photo is from the 2024 version; its blue D0–RST wire, needed only for deep sleep, is left out of the current build.</w:t>
+        <w:t>Fig. 2.  The sensor node: ESP8266 NodeMCU and DHT22 on breadboards, powered over USB. The blue D0–RST wire in this 2024 photo is needed only for deep sleep, which the current build does not use.</w:t>
       </w:r>
     </w:p>
     <w:p>

--- a/report/report3.docx
+++ b/report/report3.docx
@@ -179,93 +179,105 @@
         </w:rPr>
         <w:t>a Streamlit dashboard reads through the API. Because the new sensor has no previous history, the ML models were trained on ERA5-Land reanalysis data for Thessaloniki and restricted to the six daily variables the sensor measures. On 616 held-out days, the maximum-temperature of a day model reaches a mean absolute error of 1.62 °C for the next day and 2.74 °C on the seven days forecast.</w:t>
       </w:r>
-    </w:p>
-    <w:p>
-      <w:pPr>
-        <w:pStyle w:val="1"/>
-      </w:pPr>
-      <w:r>
-        <w:t>I. Introduction</w:t>
-      </w:r>
-    </w:p>
-    <w:p>
-      <w:pPr>
-        <w:ind w:firstLine="200"/>
-        <w:jc w:val="both"/>
-      </w:pPr>
-      <w:r>
-        <w:t>Weather services forecast for grid cells and stations, while a sensor on a specific balcony measures conditions that neither can describe exactly. Low-cost microcontrollers make such measurements cheap. This project asks a practical engineering question: can one low-cost sensor feed a complete, maintainable forecasting system, from the hardware to a dashboard?</w:t>
-      </w:r>
-    </w:p>
-    <w:p>
-      <w:pPr>
-        <w:ind w:firstLine="200"/>
-        <w:jc w:val="both"/>
-      </w:pPr>
-      <w:r>
-        <w:t>Temperature Predictor answers this question with a working pipeline. The sensor posts readings; the API authenticates and stores them; the worker turns them into daily statistics and seven-day forecasts of maximum and minimum temperature; the dashboard shows both. A first version (2024) used XAMPP, PHP, a local MySQL database and a ridge model trained on station data. When its database was lost, the system was rebuilt in 2026 with the goal of implementing production practices: a containerized database, a typed, self-documenting API, device authentication, and a decision log that records all design choices with their rationale and other rejected alternatives, in the style of architecture decision records [1].</w:t>
-      </w:r>
-    </w:p>
-    <w:p>
-      <w:pPr>
-        <w:ind w:firstLine="200"/>
-        <w:jc w:val="both"/>
-      </w:pPr>
-      <w:r>
-        <w:t xml:space="preserve">The intended application is monitoring and forecasting the microclimate of </w:t>
-      </w:r>
-      <w:r>
-        <w:t>a single</w:t>
-      </w:r>
-      <w:r>
-        <w:t xml:space="preserve"> specific place, such as a balcony, a garden, a greenhouse or a rooftop.</w:t>
-      </w:r>
-      <w:r>
-        <w:t xml:space="preserve"> The project is created with a steady power source in mind.</w:t>
-      </w:r>
-      <w:r>
-        <w:t xml:space="preserve"> Home owners and gardeners can prepare for frost or heat that the city forecast misses, small growers can watch a greenhouse, and building managers can </w:t>
-      </w:r>
-      <w:r>
-        <w:t>follow the conditions around a building. Each site needs only a sensor and WiFi, and one server can serve many sensors. The demonstration deployment is a single sensor on a balcony in Thessaloniki, Greece.</w:t>
-      </w:r>
-    </w:p>
-    <w:p>
-      <w:pPr>
-        <w:ind w:firstLine="200"/>
-        <w:jc w:val="both"/>
-      </w:pPr>
-      <w:r>
-        <w:t>The rebuild had a fixed deadline and was planned with a risk-first mindset. The hardware, the only part that could fail for reasons outside the code,</w:t>
-      </w:r>
-      <w:r>
-        <w:t xml:space="preserve"> so it </w:t>
-      </w:r>
-      <w:r>
-        <w:t>was built first, with a software simulator as the fallback in case of project</w:t>
-      </w:r>
-      <w:r>
-        <w:t xml:space="preserve"> </w:t>
-      </w:r>
-      <w:r>
-        <w:t xml:space="preserve">stopping </w:t>
-      </w:r>
-      <w:r>
-        <w:t>errors</w:t>
-      </w:r>
-      <w:r>
-        <w:t>. Work that did not serve the end-to-end path was declared as future work.</w:t>
-      </w:r>
-      <w:r>
+      <w:r>
+        <w:rPr>
+          <w:b/>
+          <w:sz w:val="18"/>
+        </w:rPr>
         <w:t xml:space="preserve"> The source code is available at </w:t>
       </w:r>
       <w:hyperlink r:id="rId11">
         <w:r>
+          <w:rPr>
+            <w:b/>
+            <w:sz w:val="18"/>
+          </w:rPr>
           <w:t xml:space="preserve">github.com/​congiants/​Temperature_Predictor</w:t>
         </w:r>
       </w:hyperlink>
       <w:r>
+        <w:rPr>
+          <w:b/>
+          <w:sz w:val="18"/>
+        </w:rPr>
         <w:t xml:space="preserve">.</w:t>
+      </w:r>
+    </w:p>
+    <w:p>
+      <w:pPr>
+        <w:pStyle w:val="1"/>
+      </w:pPr>
+      <w:r>
+        <w:t>I. Introduction</w:t>
+      </w:r>
+    </w:p>
+    <w:p>
+      <w:pPr>
+        <w:ind w:firstLine="200"/>
+        <w:jc w:val="both"/>
+      </w:pPr>
+      <w:r>
+        <w:t>Weather services forecast for grid cells and stations, while a sensor on a specific balcony measures conditions that neither can describe exactly. Low-cost microcontrollers make such measurements cheap. This project asks a practical engineering question: can one low-cost sensor feed a complete, maintainable forecasting system, from the hardware to a dashboard?</w:t>
+      </w:r>
+    </w:p>
+    <w:p>
+      <w:pPr>
+        <w:ind w:firstLine="200"/>
+        <w:jc w:val="both"/>
+      </w:pPr>
+      <w:r>
+        <w:t>Temperature Predictor answers this question with a working pipeline. The sensor posts readings; the API authenticates and stores them; the worker turns them into daily statistics and seven-day forecasts of maximum and minimum temperature; the dashboard shows both. A first version (2024) used XAMPP, PHP, a local MySQL database and a ridge model trained on station data. When its database was lost, the system was rebuilt in 2026 with the goal of implementing production practices: a containerized database, a typed, self-documenting API, device authentication, and a decision log that records all design choices with their rationale and other rejected alternatives, in the style of architecture decision records [1].</w:t>
+      </w:r>
+    </w:p>
+    <w:p>
+      <w:pPr>
+        <w:ind w:firstLine="200"/>
+        <w:jc w:val="both"/>
+      </w:pPr>
+      <w:r>
+        <w:t xml:space="preserve">The intended application is monitoring and forecasting the microclimate of </w:t>
+      </w:r>
+      <w:r>
+        <w:t>a single</w:t>
+      </w:r>
+      <w:r>
+        <w:t xml:space="preserve"> specific place, such as a balcony, a garden, a greenhouse or a rooftop.</w:t>
+      </w:r>
+      <w:r>
+        <w:t xml:space="preserve"> The project is created with a steady power source in mind.</w:t>
+      </w:r>
+      <w:r>
+        <w:t xml:space="preserve"> Home owners and gardeners can prepare for frost or heat that the city forecast misses, small growers can watch a greenhouse, and building managers can </w:t>
+      </w:r>
+      <w:r>
+        <w:t>follow the conditions around a building. Each site needs only a sensor and WiFi, and one server can serve many sensors. The demonstration deployment is a single sensor on a balcony in Thessaloniki, Greece.</w:t>
+      </w:r>
+    </w:p>
+    <w:p>
+      <w:pPr>
+        <w:ind w:firstLine="200"/>
+        <w:jc w:val="both"/>
+      </w:pPr>
+      <w:r>
+        <w:t>The rebuild had a fixed deadline and was planned with a risk-first mindset. The hardware, the only part that could fail for reasons outside the code,</w:t>
+      </w:r>
+      <w:r>
+        <w:t xml:space="preserve"> so it </w:t>
+      </w:r>
+      <w:r>
+        <w:t>was built first, with a software simulator as the fallback in case of project</w:t>
+      </w:r>
+      <w:r>
+        <w:t xml:space="preserve"> </w:t>
+      </w:r>
+      <w:r>
+        <w:t xml:space="preserve">stopping </w:t>
+      </w:r>
+      <w:r>
+        <w:t>errors</w:t>
+      </w:r>
+      <w:r>
+        <w:t>. Work that did not serve the end-to-end path was declared as future work.</w:t>
       </w:r>
     </w:p>
     <w:p>
